--- a/rapports/2026-06-06/EQ33/EQ33_enq2_v2/DR_malforme_1_43201E_11/61-57-52-16.docx
+++ b/rapports/2026-06-06/EQ33/EQ33_enq2_v2/DR_malforme_1_43201E_11/61-57-52-16.docx
@@ -297,7 +297,7 @@
           <w:color w:val="1F6FEB"/>
           <w:sz w:val="22"/>
         </w:rPr>
-        <w:t>⚠ INCOHÉRENCES À CORRIGER (46)</w:t>
+        <w:t>⚠ INCOHÉRENCES À CORRIGER (42)</w:t>
       </w:r>
     </w:p>
     <w:tbl>
@@ -1925,7 +1925,7 @@
                 <w:i w:val="0"/>
                 <w:sz w:val="17"/>
               </w:rPr>
-              <w:t>Incohérence!!! seulement les écoles privées paient les frais de scolarité (y compris les frais d'inscription).</w:t>
+              <w:t>Incohérent!! Le niveau d'instruction déclaré par l'un des enfants () au niveau de la section 1 de Pauline Mane diffère de celui donné par Pauline Mane lui-même qui affirme ne pas avoir frequenté l'école formelle.</w:t>
             </w:r>
           </w:p>
         </w:tc>
@@ -2016,96 +2016,6 @@
                 <w:sz w:val="17"/>
               </w:rPr>
               <w:t>Peu probable!!! Vu l'âge (15 ans) de Juliana Mane ou l'année à laquelle Juliana Mane a fréquenté l'école pour la dernière fois (.) le dernier diplome de Juliana Mane ne peut être le Certificat d'études primaires (CEP), prière de corriger cette incohérence ou confirmer avec le QG.</w:t>
-            </w:r>
-          </w:p>
-        </w:tc>
-      </w:tr>
-      <w:tr>
-        <w:tc>
-          <w:tcPr>
-            <w:tcW w:type="dxa" w:w="964"/>
-          </w:tcPr>
-          <w:p>
-            <w:r>
-              <w:rPr>
-                <w:b/>
-                <w:i w:val="0"/>
-                <w:color w:val="DC2626"/>
-                <w:sz w:val="16"/>
-              </w:rPr>
-              <w:t>Haute</w:t>
-            </w:r>
-          </w:p>
-        </w:tc>
-        <w:tc>
-          <w:tcPr>
-            <w:tcW w:type="dxa" w:w="1247"/>
-          </w:tcPr>
-          <w:p>
-            <w:r>
-              <w:rPr>
-                <w:b/>
-                <w:i w:val="0"/>
-                <w:sz w:val="16"/>
-              </w:rPr>
-              <w:t>S02</w:t>
-              <w:br/>
-            </w:r>
-            <w:r>
-              <w:rPr>
-                <w:b w:val="0"/>
-                <w:i w:val="0"/>
-                <w:color w:val="64748B"/>
-                <w:sz w:val="14"/>
-              </w:rPr>
-              <w:t>Éducation</w:t>
-            </w:r>
-          </w:p>
-        </w:tc>
-        <w:tc>
-          <w:tcPr>
-            <w:tcW w:type="dxa" w:w="1531"/>
-          </w:tcPr>
-          <w:p>
-            <w:r>
-              <w:rPr>
-                <w:b/>
-                <w:i w:val="0"/>
-                <w:color w:val="16A34A"/>
-                <w:sz w:val="16"/>
-              </w:rPr>
-              <w:t>—</w:t>
-            </w:r>
-          </w:p>
-        </w:tc>
-        <w:tc>
-          <w:tcPr>
-            <w:tcW w:type="dxa" w:w="1191"/>
-          </w:tcPr>
-          <w:p>
-            <w:r>
-              <w:rPr>
-                <w:b w:val="0"/>
-                <w:i w:val="0"/>
-                <w:color w:val="64748B"/>
-                <w:sz w:val="16"/>
-              </w:rPr>
-              <w:t>GT-CQ</w:t>
-            </w:r>
-          </w:p>
-        </w:tc>
-        <w:tc>
-          <w:tcPr>
-            <w:tcW w:type="dxa" w:w="4706"/>
-          </w:tcPr>
-          <w:p>
-            <w:r>
-              <w:rPr>
-                <w:b w:val="0"/>
-                <w:i w:val="0"/>
-                <w:sz w:val="17"/>
-              </w:rPr>
-              <w:t>Incohérent!! Le niveau d'instruction déclaré par l'un des enfants () au niveau de la section 1 de Pauline Mane diffère de celui donné par Pauline Mane lui-même qui affirme ne pas avoir frequenté l'école formelle.</w:t>
             </w:r>
           </w:p>
         </w:tc>
@@ -3276,276 +3186,6 @@
                 <w:sz w:val="17"/>
               </w:rPr>
               <w:t>Incohérence. La personne en cour est l'enfant ou neveu/nièce du chef de ménage. Mais la personne sélectionnée comme père n'est ni un chef de ménage masculin ni une conjoint masculin du chef, soit frère du chef soit autre parent masculin du chef/conjoint(e)</w:t>
-            </w:r>
-          </w:p>
-        </w:tc>
-      </w:tr>
-      <w:tr>
-        <w:tc>
-          <w:tcPr>
-            <w:tcW w:type="dxa" w:w="964"/>
-          </w:tcPr>
-          <w:p>
-            <w:r>
-              <w:rPr>
-                <w:b/>
-                <w:i w:val="0"/>
-                <w:color w:val="EA580C"/>
-                <w:sz w:val="16"/>
-              </w:rPr>
-              <w:t>Moyenne</w:t>
-            </w:r>
-          </w:p>
-        </w:tc>
-        <w:tc>
-          <w:tcPr>
-            <w:tcW w:type="dxa" w:w="1247"/>
-          </w:tcPr>
-          <w:p>
-            <w:r>
-              <w:rPr>
-                <w:b/>
-                <w:i w:val="0"/>
-                <w:sz w:val="16"/>
-              </w:rPr>
-              <w:t>S02</w:t>
-              <w:br/>
-            </w:r>
-            <w:r>
-              <w:rPr>
-                <w:b w:val="0"/>
-                <w:i w:val="0"/>
-                <w:color w:val="64748B"/>
-                <w:sz w:val="14"/>
-              </w:rPr>
-              <w:t>Éducation</w:t>
-            </w:r>
-          </w:p>
-        </w:tc>
-        <w:tc>
-          <w:tcPr>
-            <w:tcW w:type="dxa" w:w="1531"/>
-          </w:tcPr>
-          <w:p>
-            <w:r>
-              <w:rPr>
-                <w:b/>
-                <w:i w:val="0"/>
-                <w:color w:val="16A34A"/>
-                <w:sz w:val="16"/>
-              </w:rPr>
-              <w:t>—</w:t>
-            </w:r>
-          </w:p>
-        </w:tc>
-        <w:tc>
-          <w:tcPr>
-            <w:tcW w:type="dxa" w:w="1191"/>
-          </w:tcPr>
-          <w:p>
-            <w:r>
-              <w:rPr>
-                <w:b w:val="0"/>
-                <w:i w:val="0"/>
-                <w:color w:val="64748B"/>
-                <w:sz w:val="16"/>
-              </w:rPr>
-              <w:t>GT-CQ</w:t>
-            </w:r>
-          </w:p>
-        </w:tc>
-        <w:tc>
-          <w:tcPr>
-            <w:tcW w:type="dxa" w:w="4706"/>
-          </w:tcPr>
-          <w:p>
-            <w:r>
-              <w:rPr>
-                <w:b w:val="0"/>
-                <w:i w:val="0"/>
-                <w:sz w:val="17"/>
-              </w:rPr>
-              <w:t>veuillez, s'il vous plait, confirmer les frais de scolarité ( 1000 FCFA) payée de Roger Mane avec le QG ou apporter les corrections nécessaires.</w:t>
-            </w:r>
-          </w:p>
-        </w:tc>
-      </w:tr>
-      <w:tr>
-        <w:tc>
-          <w:tcPr>
-            <w:tcW w:type="dxa" w:w="964"/>
-          </w:tcPr>
-          <w:p>
-            <w:r>
-              <w:rPr>
-                <w:b/>
-                <w:i w:val="0"/>
-                <w:color w:val="EA580C"/>
-                <w:sz w:val="16"/>
-              </w:rPr>
-              <w:t>Moyenne</w:t>
-            </w:r>
-          </w:p>
-        </w:tc>
-        <w:tc>
-          <w:tcPr>
-            <w:tcW w:type="dxa" w:w="1247"/>
-          </w:tcPr>
-          <w:p>
-            <w:r>
-              <w:rPr>
-                <w:b/>
-                <w:i w:val="0"/>
-                <w:sz w:val="16"/>
-              </w:rPr>
-              <w:t>S02</w:t>
-              <w:br/>
-            </w:r>
-            <w:r>
-              <w:rPr>
-                <w:b w:val="0"/>
-                <w:i w:val="0"/>
-                <w:color w:val="64748B"/>
-                <w:sz w:val="14"/>
-              </w:rPr>
-              <w:t>Éducation</w:t>
-            </w:r>
-          </w:p>
-        </w:tc>
-        <w:tc>
-          <w:tcPr>
-            <w:tcW w:type="dxa" w:w="1531"/>
-          </w:tcPr>
-          <w:p>
-            <w:r>
-              <w:rPr>
-                <w:b/>
-                <w:i w:val="0"/>
-                <w:color w:val="16A34A"/>
-                <w:sz w:val="16"/>
-              </w:rPr>
-              <w:t>—</w:t>
-            </w:r>
-          </w:p>
-        </w:tc>
-        <w:tc>
-          <w:tcPr>
-            <w:tcW w:type="dxa" w:w="1191"/>
-          </w:tcPr>
-          <w:p>
-            <w:r>
-              <w:rPr>
-                <w:b w:val="0"/>
-                <w:i w:val="0"/>
-                <w:color w:val="64748B"/>
-                <w:sz w:val="16"/>
-              </w:rPr>
-              <w:t>GT-CQ</w:t>
-            </w:r>
-          </w:p>
-        </w:tc>
-        <w:tc>
-          <w:tcPr>
-            <w:tcW w:type="dxa" w:w="4706"/>
-          </w:tcPr>
-          <w:p>
-            <w:r>
-              <w:rPr>
-                <w:b w:val="0"/>
-                <w:i w:val="0"/>
-                <w:sz w:val="17"/>
-              </w:rPr>
-              <w:t>veuillez, s'il vous plait, confirmer les frais de scolarité ( 1500 FCFA) payée de Michel Mane avec le QG ou apporter les corrections nécessaires.</w:t>
-            </w:r>
-          </w:p>
-        </w:tc>
-      </w:tr>
-      <w:tr>
-        <w:tc>
-          <w:tcPr>
-            <w:tcW w:type="dxa" w:w="964"/>
-          </w:tcPr>
-          <w:p>
-            <w:r>
-              <w:rPr>
-                <w:b/>
-                <w:i w:val="0"/>
-                <w:color w:val="EA580C"/>
-                <w:sz w:val="16"/>
-              </w:rPr>
-              <w:t>Moyenne</w:t>
-            </w:r>
-          </w:p>
-        </w:tc>
-        <w:tc>
-          <w:tcPr>
-            <w:tcW w:type="dxa" w:w="1247"/>
-          </w:tcPr>
-          <w:p>
-            <w:r>
-              <w:rPr>
-                <w:b/>
-                <w:i w:val="0"/>
-                <w:sz w:val="16"/>
-              </w:rPr>
-              <w:t>S02</w:t>
-              <w:br/>
-            </w:r>
-            <w:r>
-              <w:rPr>
-                <w:b w:val="0"/>
-                <w:i w:val="0"/>
-                <w:color w:val="64748B"/>
-                <w:sz w:val="14"/>
-              </w:rPr>
-              <w:t>Éducation</w:t>
-            </w:r>
-          </w:p>
-        </w:tc>
-        <w:tc>
-          <w:tcPr>
-            <w:tcW w:type="dxa" w:w="1531"/>
-          </w:tcPr>
-          <w:p>
-            <w:r>
-              <w:rPr>
-                <w:b/>
-                <w:i w:val="0"/>
-                <w:color w:val="16A34A"/>
-                <w:sz w:val="16"/>
-              </w:rPr>
-              <w:t>—</w:t>
-            </w:r>
-          </w:p>
-        </w:tc>
-        <w:tc>
-          <w:tcPr>
-            <w:tcW w:type="dxa" w:w="1191"/>
-          </w:tcPr>
-          <w:p>
-            <w:r>
-              <w:rPr>
-                <w:b w:val="0"/>
-                <w:i w:val="0"/>
-                <w:color w:val="64748B"/>
-                <w:sz w:val="16"/>
-              </w:rPr>
-              <w:t>GT-CQ</w:t>
-            </w:r>
-          </w:p>
-        </w:tc>
-        <w:tc>
-          <w:tcPr>
-            <w:tcW w:type="dxa" w:w="4706"/>
-          </w:tcPr>
-          <w:p>
-            <w:r>
-              <w:rPr>
-                <w:b w:val="0"/>
-                <w:i w:val="0"/>
-                <w:sz w:val="17"/>
-              </w:rPr>
-              <w:t>veuillez, s'il vous plait, confirmer les frais de scolarité ( 6000 FCFA) payée de Juliana Mane avec le QG ou apporter les corrections nécessaires.</w:t>
             </w:r>
           </w:p>
         </w:tc>
